--- a/rapports/2026-06-06/EQ23/EQ23_sup_v2/DR_malforme_1_22101E_11/36-69-81-79.docx
+++ b/rapports/2026-06-06/EQ23/EQ23_sup_v2/DR_malforme_1_22101E_11/36-69-81-79.docx
@@ -297,7 +297,7 @@
           <w:color w:val="1F6FEB"/>
           <w:sz w:val="22"/>
         </w:rPr>
-        <w:t>⚠ INCOHÉRENCES À CORRIGER (56)</w:t>
+        <w:t>⚠ INCOHÉRENCES À CORRIGER (54)</w:t>
       </w:r>
     </w:p>
     <w:tbl>
@@ -788,7 +788,7 @@
                 <w:i w:val="0"/>
                 <w:sz w:val="16"/>
               </w:rPr>
-              <w:t>S02</w:t>
+              <w:t>S04</w:t>
               <w:br/>
             </w:r>
             <w:r>
@@ -798,7 +798,7 @@
                 <w:color w:val="64748B"/>
                 <w:sz w:val="14"/>
               </w:rPr>
-              <w:t>Éducation</w:t>
+              <w:t>Emploi</w:t>
             </w:r>
           </w:p>
         </w:tc>
@@ -845,7 +845,7 @@
                 <w:i w:val="0"/>
                 <w:sz w:val="17"/>
               </w:rPr>
-              <w:t>Incohérence!!! seulement les écoles privées paient les frais de scolarité (y compris les frais d'inscription).</w:t>
+              <w:t>Incohérence détectée ! Il semble peu probable que Babacar dem occupe un emploi pour l'ETAT/collectivités locales ou dans une entreprise publique/parapublique tout en travaillant moins de 20 jours par mois.</w:t>
             </w:r>
           </w:p>
         </w:tc>
@@ -860,10 +860,10 @@
               <w:rPr>
                 <w:b/>
                 <w:i w:val="0"/>
-                <w:color w:val="DC2626"/>
+                <w:color w:val="EA580C"/>
                 <w:sz w:val="16"/>
               </w:rPr>
-              <w:t>Haute</w:t>
+              <w:t>Moyenne</w:t>
             </w:r>
           </w:p>
         </w:tc>
@@ -878,7 +878,7 @@
                 <w:i w:val="0"/>
                 <w:sz w:val="16"/>
               </w:rPr>
-              <w:t>S04</w:t>
+              <w:t>S00</w:t>
               <w:br/>
             </w:r>
             <w:r>
@@ -888,7 +888,7 @@
                 <w:color w:val="64748B"/>
                 <w:sz w:val="14"/>
               </w:rPr>
-              <w:t>Emploi</w:t>
+              <w:t>Identification</w:t>
             </w:r>
           </w:p>
         </w:tc>
@@ -904,7 +904,7 @@
                 <w:color w:val="16A34A"/>
                 <w:sz w:val="16"/>
               </w:rPr>
-              <w:t>—</w:t>
+              <w:t>s00q27</w:t>
             </w:r>
           </w:p>
         </w:tc>
@@ -935,7 +935,7 @@
                 <w:i w:val="0"/>
                 <w:sz w:val="17"/>
               </w:rPr>
-              <w:t>Incohérence détectée ! Il semble peu probable que Babacar dem occupe un emploi pour l'ETAT/collectivités locales ou dans une entreprise publique/parapublique tout en travaillant moins de 20 jours par mois.</w:t>
+              <w:t>Le questionnaire semble ne pas être complètement fini mais le questionnaire est en statut complet, prière de compléter le questionnaire.</w:t>
             </w:r>
           </w:p>
         </w:tc>
@@ -994,7 +994,7 @@
                 <w:color w:val="16A34A"/>
                 <w:sz w:val="16"/>
               </w:rPr>
-              <w:t>s00q27</w:t>
+              <w:t>—</w:t>
             </w:r>
           </w:p>
         </w:tc>
@@ -1025,7 +1025,7 @@
                 <w:i w:val="0"/>
                 <w:sz w:val="17"/>
               </w:rPr>
-              <w:t>Le questionnaire semble ne pas être complètement fini mais le questionnaire est en statut complet, prière de compléter le questionnaire.</w:t>
+              <w:t>L'adresse ou la localisation du ménage doit être bien renseignée, ne doit pas contenir des numéros de téléphone et elle semble courte pour être une adresse.</w:t>
             </w:r>
           </w:p>
         </w:tc>
@@ -1115,7 +1115,7 @@
                 <w:i w:val="0"/>
                 <w:sz w:val="17"/>
               </w:rPr>
-              <w:t>L'adresse ou la localisation du ménage doit être bien renseignée, ne doit pas contenir des numéros de téléphone et elle semble courte pour être une adresse.</w:t>
+              <w:t>Prière de renseigner la bonne adresse.</w:t>
             </w:r>
           </w:p>
         </w:tc>
@@ -1148,7 +1148,7 @@
                 <w:i w:val="0"/>
                 <w:sz w:val="16"/>
               </w:rPr>
-              <w:t>S00</w:t>
+              <w:t>S01</w:t>
               <w:br/>
             </w:r>
             <w:r>
@@ -1158,7 +1158,7 @@
                 <w:color w:val="64748B"/>
                 <w:sz w:val="14"/>
               </w:rPr>
-              <w:t>Identification</w:t>
+              <w:t>Démographie</w:t>
             </w:r>
           </w:p>
         </w:tc>
@@ -1205,7 +1205,7 @@
                 <w:i w:val="0"/>
                 <w:sz w:val="17"/>
               </w:rPr>
-              <w:t>Prière de renseigner la bonne adresse.</w:t>
+              <w:t>Prière de verifier l'information donnée par Adama Deme ou corriger au niveau de la section 1.</w:t>
             </w:r>
           </w:p>
         </w:tc>
@@ -1295,7 +1295,7 @@
                 <w:i w:val="0"/>
                 <w:sz w:val="17"/>
               </w:rPr>
-              <w:t>Prière de verifier l'information donnée par Adama Deme ou corriger au niveau de la section 1.</w:t>
+              <w:t>Prière de verifier l'information donnée par Babacar dem ou corriger au niveau de la section 1.</w:t>
             </w:r>
           </w:p>
         </w:tc>
@@ -1354,7 +1354,7 @@
                 <w:color w:val="16A34A"/>
                 <w:sz w:val="16"/>
               </w:rPr>
-              <w:t>—</w:t>
+              <w:t>s01q10_1</w:t>
             </w:r>
           </w:p>
         </w:tc>
@@ -1385,7 +1385,7 @@
                 <w:i w:val="0"/>
                 <w:sz w:val="17"/>
               </w:rPr>
-              <w:t>Prière de verifier l'information donnée par Babacar dem ou corriger au niveau de la section 1.</w:t>
+              <w:t>La taille du ménage lors de l'enquête principale (5) de ce ménage est inférieur à la taille du denombrement (9), prière de fournir des explications concrètes ou aller revisiter le ménage.</w:t>
             </w:r>
           </w:p>
         </w:tc>
@@ -1418,7 +1418,7 @@
                 <w:i w:val="0"/>
                 <w:sz w:val="16"/>
               </w:rPr>
-              <w:t>S01</w:t>
+              <w:t>S02</w:t>
               <w:br/>
             </w:r>
             <w:r>
@@ -1428,7 +1428,7 @@
                 <w:color w:val="64748B"/>
                 <w:sz w:val="14"/>
               </w:rPr>
-              <w:t>Démographie</w:t>
+              <w:t>Éducation</w:t>
             </w:r>
           </w:p>
         </w:tc>
@@ -1444,7 +1444,7 @@
                 <w:color w:val="16A34A"/>
                 <w:sz w:val="16"/>
               </w:rPr>
-              <w:t>s01q10_1</w:t>
+              <w:t>s01q63, s00q04, s02q25, s01q00b, s02q17_2, s02q15_2</w:t>
             </w:r>
           </w:p>
         </w:tc>
@@ -1475,7 +1475,7 @@
                 <w:i w:val="0"/>
                 <w:sz w:val="17"/>
               </w:rPr>
-              <w:t>La taille du ménage lors de l'enquête principale (5) de ce ménage est inférieur à la taille du denombrement (9), prière de fournir des explications concrètes ou aller revisiter le ménage.</w:t>
+              <w:t>Dans les milieux urbains c'est peu probable de voir une école dont les élèves ou étudiants ne dépensent pas en frais d'uniformes, prière de verifier pour Adama Deme qui fréquente 5ème année de Primaire et corriger ou confirmer avec le QG.</w:t>
             </w:r>
           </w:p>
         </w:tc>
@@ -1534,7 +1534,7 @@
                 <w:color w:val="16A34A"/>
                 <w:sz w:val="16"/>
               </w:rPr>
-              <w:t>—</w:t>
+              <w:t>s01q63, s00q04, s02q25, s01q00b, s02q17_2, s02q15_2</w:t>
             </w:r>
           </w:p>
         </w:tc>
@@ -1565,187 +1565,7 @@
                 <w:i w:val="0"/>
                 <w:sz w:val="17"/>
               </w:rPr>
-              <w:t>veuillez, s'il vous plait, confirmer les frais de scolarité ( 5000 FCFA) payée de Omar Deme avec le QG ou apporter les corrections nécessaires.</w:t>
-            </w:r>
-          </w:p>
-        </w:tc>
-      </w:tr>
-      <w:tr>
-        <w:tc>
-          <w:tcPr>
-            <w:tcW w:type="dxa" w:w="964"/>
-          </w:tcPr>
-          <w:p>
-            <w:r>
-              <w:rPr>
-                <w:b/>
-                <w:i w:val="0"/>
-                <w:color w:val="EA580C"/>
-                <w:sz w:val="16"/>
-              </w:rPr>
-              <w:t>Moyenne</w:t>
-            </w:r>
-          </w:p>
-        </w:tc>
-        <w:tc>
-          <w:tcPr>
-            <w:tcW w:type="dxa" w:w="1247"/>
-          </w:tcPr>
-          <w:p>
-            <w:r>
-              <w:rPr>
-                <w:b/>
-                <w:i w:val="0"/>
-                <w:sz w:val="16"/>
-              </w:rPr>
-              <w:t>S02</w:t>
-              <w:br/>
-            </w:r>
-            <w:r>
-              <w:rPr>
-                <w:b w:val="0"/>
-                <w:i w:val="0"/>
-                <w:color w:val="64748B"/>
-                <w:sz w:val="14"/>
-              </w:rPr>
-              <w:t>Éducation</w:t>
-            </w:r>
-          </w:p>
-        </w:tc>
-        <w:tc>
-          <w:tcPr>
-            <w:tcW w:type="dxa" w:w="1531"/>
-          </w:tcPr>
-          <w:p>
-            <w:r>
-              <w:rPr>
-                <w:b/>
-                <w:i w:val="0"/>
-                <w:color w:val="16A34A"/>
-                <w:sz w:val="16"/>
-              </w:rPr>
-              <w:t>s01q63, s00q04, s02q25, s01q00b, s02q17_2, s02q15_2</w:t>
-            </w:r>
-          </w:p>
-        </w:tc>
-        <w:tc>
-          <w:tcPr>
-            <w:tcW w:type="dxa" w:w="1191"/>
-          </w:tcPr>
-          <w:p>
-            <w:r>
-              <w:rPr>
-                <w:b w:val="0"/>
-                <w:i w:val="0"/>
-                <w:color w:val="64748B"/>
-                <w:sz w:val="16"/>
-              </w:rPr>
-              <w:t>GT-CQ</w:t>
-            </w:r>
-          </w:p>
-        </w:tc>
-        <w:tc>
-          <w:tcPr>
-            <w:tcW w:type="dxa" w:w="4706"/>
-          </w:tcPr>
-          <w:p>
-            <w:r>
-              <w:rPr>
-                <w:b w:val="0"/>
-                <w:i w:val="0"/>
-                <w:sz w:val="17"/>
-              </w:rPr>
               <w:t>Dans les milieux urbains c'est peu probable de voir une école dont les élèves ou étudiants ne dépensent pas en frais d'uniformes, prière de verifier pour Omar Deme qui fréquente 1ére année de Secondaire 2 Général et corriger ou confirmer avec le QG.</w:t>
-            </w:r>
-          </w:p>
-        </w:tc>
-      </w:tr>
-      <w:tr>
-        <w:tc>
-          <w:tcPr>
-            <w:tcW w:type="dxa" w:w="964"/>
-          </w:tcPr>
-          <w:p>
-            <w:r>
-              <w:rPr>
-                <w:b/>
-                <w:i w:val="0"/>
-                <w:color w:val="EA580C"/>
-                <w:sz w:val="16"/>
-              </w:rPr>
-              <w:t>Moyenne</w:t>
-            </w:r>
-          </w:p>
-        </w:tc>
-        <w:tc>
-          <w:tcPr>
-            <w:tcW w:type="dxa" w:w="1247"/>
-          </w:tcPr>
-          <w:p>
-            <w:r>
-              <w:rPr>
-                <w:b/>
-                <w:i w:val="0"/>
-                <w:sz w:val="16"/>
-              </w:rPr>
-              <w:t>S02</w:t>
-              <w:br/>
-            </w:r>
-            <w:r>
-              <w:rPr>
-                <w:b w:val="0"/>
-                <w:i w:val="0"/>
-                <w:color w:val="64748B"/>
-                <w:sz w:val="14"/>
-              </w:rPr>
-              <w:t>Éducation</w:t>
-            </w:r>
-          </w:p>
-        </w:tc>
-        <w:tc>
-          <w:tcPr>
-            <w:tcW w:type="dxa" w:w="1531"/>
-          </w:tcPr>
-          <w:p>
-            <w:r>
-              <w:rPr>
-                <w:b/>
-                <w:i w:val="0"/>
-                <w:color w:val="16A34A"/>
-                <w:sz w:val="16"/>
-              </w:rPr>
-              <w:t>s01q63, s00q04, s02q25, s01q00b, s02q17_2, s02q15_2</w:t>
-            </w:r>
-          </w:p>
-        </w:tc>
-        <w:tc>
-          <w:tcPr>
-            <w:tcW w:type="dxa" w:w="1191"/>
-          </w:tcPr>
-          <w:p>
-            <w:r>
-              <w:rPr>
-                <w:b w:val="0"/>
-                <w:i w:val="0"/>
-                <w:color w:val="64748B"/>
-                <w:sz w:val="16"/>
-              </w:rPr>
-              <w:t>GT-CQ</w:t>
-            </w:r>
-          </w:p>
-        </w:tc>
-        <w:tc>
-          <w:tcPr>
-            <w:tcW w:type="dxa" w:w="4706"/>
-          </w:tcPr>
-          <w:p>
-            <w:r>
-              <w:rPr>
-                <w:b w:val="0"/>
-                <w:i w:val="0"/>
-                <w:sz w:val="17"/>
-              </w:rPr>
-              <w:t>Dans les milieux urbains c'est peu probable de voir une école dont les élèves ou étudiants ne dépensent pas en frais d'uniformes, prière de verifier pour Adama Deme qui fréquente 5ème année de Primaire et corriger ou confirmer avec le QG.</w:t>
             </w:r>
           </w:p>
         </w:tc>
